--- a/REPORT.docx
+++ b/REPORT.docx
@@ -36,7 +36,7 @@
         <w:rPr>
           <w:b w:val="0"/>
         </w:rPr>
-        <w:t>Студент: ____________________   Группа: ______</w:t>
+        <w:t>Студент: ___Гордеев Я.___________   Группа: ЭФБО-12-25</w:t>
       </w:r>
     </w:p>
     <w:p>
@@ -60,7 +60,7 @@
         <w:rPr>
           <w:b w:val="0"/>
         </w:rPr>
-        <w:t>Ссылка на репозиторий GitHub: _______________________________</w:t>
+        <w:t>Ссылка на репозиторий GitHub: https://github.com/klpBvcVc/pr6-Gordeev</w:t>
       </w:r>
     </w:p>
     <w:p>
@@ -68,7 +68,7 @@
         <w:rPr>
           <w:b w:val="0"/>
         </w:rPr>
-        <w:t>Дата сдачи: ______________</w:t>
+        <w:t>Дата сдачи: __14.10.26__</w:t>
       </w:r>
     </w:p>
     <w:p>
@@ -1072,7 +1072,7 @@
         <w:rPr>
           <w:b w:val="0"/>
         </w:rPr>
-        <w:t>https://github.com/_______________________________</w:t>
+        <w:t>https://github.com/klpBvcVc/pr6-Gordeev</w:t>
       </w:r>
     </w:p>
     <w:sectPr>
